--- a/materials/docx/11-grammar-mixed.docx
+++ b/materials/docx/11-grammar-mixed.docx
@@ -1440,10 +1440,10 @@
         <w:tblLook w:firstColumn="1" w:firstRow="1" w:lastColumn="0" w:lastRow="0" w:noHBand="0" w:noVBand="1" w:val="04A0"/>
       </w:tblPr>
       <w:tblGrid>
-        <w:gridCol w:w="2550"/>
-        <w:gridCol w:w="2550"/>
-        <w:gridCol w:w="2550"/>
-        <w:gridCol w:w="2550"/>
+        <w:gridCol w:w="2466"/>
+        <w:gridCol w:w="2466"/>
+        <w:gridCol w:w="2466"/>
+        <w:gridCol w:w="2466"/>
       </w:tblGrid>
       <w:tr>
         <w:tc>
@@ -1817,7 +1817,7 @@
       </w:tr>
     </w:tbl>
     <w:sectPr>
-      <w:pgSz w:w="12240" w:h="15840"/>
+      <w:pgSz w:w="11906" w:h="16838"/>
       <w:pgMar w:top="907" w:right="1020" w:bottom="907" w:left="1020" w:header="720" w:footer="720" w:gutter="0"/>
       <w:cols w:space="720"/>
       <w:docGrid w:linePitch="360"/>
